--- a/templates_zmluvy/Zmluva_o_dielo_template.docx
+++ b/templates_zmluvy/Zmluva_o_dielo_template.docx
@@ -635,13 +635,11 @@
         <w:rPr>
           <w:rFonts w:asciiTheme="minorHAnsi" w:hAnsiTheme="minorHAnsi" w:cstheme="minorHAnsi"/>
           <w:iCs/>
-          <w:highlight w:val="yellow"/>
-        </w:rPr>
-      </w:pPr>
-      <w:r>
-        <w:rPr>
-          <w:rFonts w:asciiTheme="minorHAnsi" w:hAnsiTheme="minorHAnsi" w:cstheme="minorHAnsi"/>
-          <w:highlight w:val="yellow"/>
+        </w:rPr>
+      </w:pPr>
+      <w:r>
+        <w:rPr>
+          <w:rFonts w:asciiTheme="minorHAnsi" w:hAnsiTheme="minorHAnsi" w:cstheme="minorHAnsi"/>
         </w:rPr>
         <w:t>XXX</w:t>
       </w:r>
@@ -660,22 +658,19 @@
           <w:rFonts w:asciiTheme="minorHAnsi" w:hAnsiTheme="minorHAnsi" w:cstheme="minorHAnsi"/>
           <w:iCs/>
         </w:rPr>
-        <w:t>Adresa</w:t>
+        <w:t>Adresa: XXX</w:t>
       </w:r>
       <w:r>
         <w:rPr>
           <w:rFonts w:asciiTheme="minorHAnsi" w:hAnsiTheme="minorHAnsi" w:cstheme="minorHAnsi"/>
           <w:iCs/>
         </w:rPr>
-        <w:t xml:space="preserve">: </w:t>
       </w:r>
       <w:r>
         <w:rPr>
           <w:rFonts w:asciiTheme="minorHAnsi" w:hAnsiTheme="minorHAnsi" w:cstheme="minorHAnsi"/>
           <w:iCs/>
-          <w:highlight w:val="yellow"/>
-        </w:rPr>
-        <w:t>XXX</w:t>
+        </w:rPr>
       </w:r>
     </w:p>
     <w:p>
@@ -692,22 +687,19 @@
           <w:rFonts w:asciiTheme="minorHAnsi" w:hAnsiTheme="minorHAnsi" w:cstheme="minorHAnsi"/>
           <w:iCs/>
         </w:rPr>
-        <w:t>Telefón:</w:t>
+        <w:t>Telefón: XXX</w:t>
       </w:r>
       <w:r>
         <w:rPr>
           <w:rFonts w:asciiTheme="minorHAnsi" w:hAnsiTheme="minorHAnsi" w:cstheme="minorHAnsi"/>
           <w:iCs/>
         </w:rPr>
-        <w:t xml:space="preserve"> </w:t>
       </w:r>
       <w:r>
         <w:rPr>
           <w:rFonts w:asciiTheme="minorHAnsi" w:hAnsiTheme="minorHAnsi" w:cstheme="minorHAnsi"/>
           <w:iCs/>
-          <w:highlight w:val="yellow"/>
-        </w:rPr>
-        <w:t>XXX</w:t>
+        </w:rPr>
       </w:r>
     </w:p>
     <w:p>
@@ -724,15 +716,13 @@
           <w:rFonts w:asciiTheme="minorHAnsi" w:hAnsiTheme="minorHAnsi" w:cstheme="minorHAnsi"/>
           <w:iCs/>
         </w:rPr>
-        <w:t xml:space="preserve">E-mail: </w:t>
+        <w:t>E-mail: XXX</w:t>
       </w:r>
       <w:r>
         <w:rPr>
           <w:rFonts w:asciiTheme="minorHAnsi" w:hAnsiTheme="minorHAnsi" w:cstheme="minorHAnsi"/>
           <w:iCs/>
-          <w:highlight w:val="yellow"/>
-        </w:rPr>
-        <w:t>XXX</w:t>
+        </w:rPr>
       </w:r>
     </w:p>
     <w:p>
@@ -928,384 +918,265 @@
         <w:rPr>
           <w:rFonts w:asciiTheme="minorHAnsi" w:hAnsiTheme="minorHAnsi" w:cstheme="minorHAnsi"/>
         </w:rPr>
-        <w:t xml:space="preserve">Predmetom </w:t>
-      </w:r>
-      <w:r>
-        <w:rPr>
-          <w:rFonts w:asciiTheme="minorHAnsi" w:hAnsiTheme="minorHAnsi" w:cstheme="minorHAnsi"/>
-        </w:rPr>
-        <w:t>Z</w:t>
-      </w:r>
-      <w:r>
-        <w:rPr>
-          <w:rFonts w:asciiTheme="minorHAnsi" w:hAnsiTheme="minorHAnsi" w:cstheme="minorHAnsi"/>
-        </w:rPr>
-        <w:t>mluvy je realizácia</w:t>
+        <w:t>Predmetom Zmluvy je realizácia Diela: dodávka a inštalácia fotovoltického  zariadenia s výkonom  XXX kWp, ktoré bude umiestnené na rodinnom dome, v rozsahu Cenovej ponuky dodávateľa XXX zo dňa XXX, ktorá tvorí neoddeliteľnú prílohu tejto Zmluvy.</w:t>
+      </w:r>
+      <w:r>
+        <w:rPr>
+          <w:rFonts w:asciiTheme="minorHAnsi" w:hAnsiTheme="minorHAnsi" w:cstheme="minorHAnsi"/>
+        </w:rPr>
+      </w:r>
+      <w:r>
+        <w:rPr>
+          <w:rFonts w:asciiTheme="minorHAnsi" w:hAnsiTheme="minorHAnsi" w:cstheme="minorHAnsi"/>
+        </w:rPr>
       </w:r>
       <w:r>
         <w:rPr>
           <w:rFonts w:asciiTheme="minorHAnsi" w:hAnsiTheme="minorHAnsi" w:cstheme="minorHAnsi"/>
           <w:spacing w:val="1"/>
         </w:rPr>
-        <w:t xml:space="preserve"> </w:t>
       </w:r>
       <w:r>
         <w:rPr>
           <w:rFonts w:asciiTheme="minorHAnsi" w:hAnsiTheme="minorHAnsi" w:cstheme="minorHAnsi"/>
           <w:spacing w:val="1"/>
         </w:rPr>
-        <w:t>D</w:t>
-      </w:r>
-      <w:r>
-        <w:rPr>
-          <w:rFonts w:asciiTheme="minorHAnsi" w:hAnsiTheme="minorHAnsi" w:cstheme="minorHAnsi"/>
-        </w:rPr>
-        <w:t>iela: dodávka a inštalácia fotovoltick</w:t>
-      </w:r>
-      <w:r>
-        <w:rPr>
-          <w:rFonts w:asciiTheme="minorHAnsi" w:hAnsiTheme="minorHAnsi" w:cstheme="minorHAnsi"/>
-        </w:rPr>
-        <w:t>ého</w:t>
-      </w:r>
-      <w:r>
-        <w:rPr>
-          <w:rFonts w:asciiTheme="minorHAnsi" w:hAnsiTheme="minorHAnsi" w:cstheme="minorHAnsi"/>
-        </w:rPr>
-        <w:t xml:space="preserve"> </w:t>
+      </w:r>
+      <w:r>
+        <w:rPr>
+          <w:rFonts w:asciiTheme="minorHAnsi" w:hAnsiTheme="minorHAnsi" w:cstheme="minorHAnsi"/>
+        </w:rPr>
+      </w:r>
+      <w:r>
+        <w:rPr>
+          <w:rFonts w:asciiTheme="minorHAnsi" w:hAnsiTheme="minorHAnsi" w:cstheme="minorHAnsi"/>
+        </w:rPr>
+      </w:r>
+      <w:r>
+        <w:rPr>
+          <w:rFonts w:asciiTheme="minorHAnsi" w:hAnsiTheme="minorHAnsi" w:cstheme="minorHAnsi"/>
+        </w:rPr>
       </w:r>
       <w:r>
         <w:rPr>
           <w:rFonts w:asciiTheme="minorHAnsi" w:hAnsiTheme="minorHAnsi" w:cstheme="minorHAnsi"/>
           <w:spacing w:val="-59"/>
         </w:rPr>
-        <w:t xml:space="preserve"> </w:t>
-      </w:r>
-      <w:r>
-        <w:rPr>
-          <w:rFonts w:asciiTheme="minorHAnsi" w:hAnsiTheme="minorHAnsi" w:cstheme="minorHAnsi"/>
-        </w:rPr>
-        <w:t>zariadenia</w:t>
-      </w:r>
-      <w:r>
-        <w:rPr>
-          <w:rFonts w:asciiTheme="minorHAnsi" w:hAnsiTheme="minorHAnsi" w:cstheme="minorHAnsi"/>
-        </w:rPr>
-        <w:t xml:space="preserve"> s</w:t>
-      </w:r>
-      <w:r>
-        <w:rPr>
-          <w:rFonts w:asciiTheme="minorHAnsi" w:hAnsiTheme="minorHAnsi" w:cstheme="minorHAnsi"/>
-        </w:rPr>
-        <w:t xml:space="preserve"> výkonom </w:t>
-      </w:r>
-      <w:r>
-        <w:rPr>
-          <w:rFonts w:asciiTheme="minorHAnsi" w:hAnsiTheme="minorHAnsi" w:cstheme="minorHAnsi"/>
-        </w:rPr>
-        <w:t> </w:t>
-      </w:r>
-      <w:r>
-        <w:rPr>
-          <w:rFonts w:asciiTheme="minorHAnsi" w:hAnsiTheme="minorHAnsi" w:cstheme="minorHAnsi"/>
-          <w:highlight w:val="yellow"/>
-        </w:rPr>
-        <w:t>XXX</w:t>
-      </w:r>
-      <w:r>
-        <w:rPr>
-          <w:rFonts w:asciiTheme="minorHAnsi" w:hAnsiTheme="minorHAnsi" w:cstheme="minorHAnsi"/>
-        </w:rPr>
-        <w:t xml:space="preserve"> </w:t>
+      </w:r>
+      <w:r>
+        <w:rPr>
+          <w:rFonts w:asciiTheme="minorHAnsi" w:hAnsiTheme="minorHAnsi" w:cstheme="minorHAnsi"/>
+        </w:rPr>
+      </w:r>
+      <w:r>
+        <w:rPr>
+          <w:rFonts w:asciiTheme="minorHAnsi" w:hAnsiTheme="minorHAnsi" w:cstheme="minorHAnsi"/>
+        </w:rPr>
+      </w:r>
+      <w:r>
+        <w:rPr>
+          <w:rFonts w:asciiTheme="minorHAnsi" w:hAnsiTheme="minorHAnsi" w:cstheme="minorHAnsi"/>
+        </w:rPr>
+      </w:r>
+      <w:r>
+        <w:rPr>
+          <w:rFonts w:asciiTheme="minorHAnsi" w:hAnsiTheme="minorHAnsi" w:cstheme="minorHAnsi"/>
+        </w:rPr>
+      </w:r>
+      <w:r>
+        <w:rPr>
+          <w:rFonts w:asciiTheme="minorHAnsi" w:hAnsiTheme="minorHAnsi" w:cstheme="minorHAnsi"/>
+        </w:rPr>
+      </w:r>
+      <w:r>
+        <w:rPr>
+          <w:rFonts w:asciiTheme="minorHAnsi" w:hAnsiTheme="minorHAnsi" w:cstheme="minorHAnsi"/>
+        </w:rPr>
+      </w:r>
+      <w:r>
+        <w:rPr>
+          <w:rFonts w:asciiTheme="minorHAnsi" w:hAnsiTheme="minorHAnsi" w:cstheme="minorHAnsi"/>
+        </w:rPr>
       </w:r>
       <w:proofErr w:type="spellStart"/>
       <w:r>
         <w:rPr>
           <w:rFonts w:asciiTheme="minorHAnsi" w:hAnsiTheme="minorHAnsi" w:cstheme="minorHAnsi"/>
         </w:rPr>
-        <w:t>kWp</w:t>
       </w:r>
       <w:proofErr w:type="spellEnd"/>
       <w:r>
         <w:rPr>
           <w:rFonts w:asciiTheme="minorHAnsi" w:hAnsiTheme="minorHAnsi" w:cstheme="minorHAnsi"/>
         </w:rPr>
-        <w:t>, ktor</w:t>
-      </w:r>
-      <w:r>
-        <w:rPr>
-          <w:rFonts w:asciiTheme="minorHAnsi" w:hAnsiTheme="minorHAnsi" w:cstheme="minorHAnsi"/>
-        </w:rPr>
-        <w:t>é</w:t>
-      </w:r>
-      <w:r>
-        <w:rPr>
-          <w:rFonts w:asciiTheme="minorHAnsi" w:hAnsiTheme="minorHAnsi" w:cstheme="minorHAnsi"/>
-        </w:rPr>
-        <w:t xml:space="preserve"> bude </w:t>
-      </w:r>
-      <w:r>
-        <w:rPr>
-          <w:rFonts w:asciiTheme="minorHAnsi" w:hAnsiTheme="minorHAnsi" w:cstheme="minorHAnsi"/>
-        </w:rPr>
-        <w:t>umiestn</w:t>
-      </w:r>
-      <w:r>
-        <w:rPr>
-          <w:rFonts w:asciiTheme="minorHAnsi" w:hAnsiTheme="minorHAnsi" w:cstheme="minorHAnsi"/>
-        </w:rPr>
-        <w:t>en</w:t>
-      </w:r>
-      <w:r>
-        <w:rPr>
-          <w:rFonts w:asciiTheme="minorHAnsi" w:hAnsiTheme="minorHAnsi" w:cstheme="minorHAnsi"/>
-        </w:rPr>
-        <w:t>é</w:t>
-      </w:r>
-      <w:r>
-        <w:rPr>
-          <w:rFonts w:asciiTheme="minorHAnsi" w:hAnsiTheme="minorHAnsi" w:cstheme="minorHAnsi"/>
-        </w:rPr>
-        <w:t xml:space="preserve"> na</w:t>
+      </w:r>
+      <w:r>
+        <w:rPr>
+          <w:rFonts w:asciiTheme="minorHAnsi" w:hAnsiTheme="minorHAnsi" w:cstheme="minorHAnsi"/>
+        </w:rPr>
+      </w:r>
+      <w:r>
+        <w:rPr>
+          <w:rFonts w:asciiTheme="minorHAnsi" w:hAnsiTheme="minorHAnsi" w:cstheme="minorHAnsi"/>
+        </w:rPr>
+      </w:r>
+      <w:r>
+        <w:rPr>
+          <w:rFonts w:asciiTheme="minorHAnsi" w:hAnsiTheme="minorHAnsi" w:cstheme="minorHAnsi"/>
+        </w:rPr>
+      </w:r>
+      <w:r>
+        <w:rPr>
+          <w:rFonts w:asciiTheme="minorHAnsi" w:hAnsiTheme="minorHAnsi" w:cstheme="minorHAnsi"/>
+        </w:rPr>
+      </w:r>
+      <w:r>
+        <w:rPr>
+          <w:rFonts w:asciiTheme="minorHAnsi" w:hAnsiTheme="minorHAnsi" w:cstheme="minorHAnsi"/>
+        </w:rPr>
+      </w:r>
+      <w:r>
+        <w:rPr>
+          <w:rFonts w:asciiTheme="minorHAnsi" w:hAnsiTheme="minorHAnsi" w:cstheme="minorHAnsi"/>
+        </w:rPr>
       </w:r>
       <w:r>
         <w:rPr>
           <w:rFonts w:asciiTheme="minorHAnsi" w:hAnsiTheme="minorHAnsi" w:cstheme="minorHAnsi"/>
           <w:spacing w:val="1"/>
         </w:rPr>
-        <w:t xml:space="preserve"> </w:t>
       </w:r>
       <w:r>
         <w:rPr>
           <w:rFonts w:asciiTheme="minorHAnsi" w:hAnsiTheme="minorHAnsi" w:cstheme="minorHAnsi"/>
           <w:spacing w:val="1"/>
         </w:rPr>
-        <w:t xml:space="preserve">rodinnom </w:t>
-      </w:r>
-      <w:r>
-        <w:rPr>
-          <w:rFonts w:asciiTheme="minorHAnsi" w:hAnsiTheme="minorHAnsi" w:cstheme="minorHAnsi"/>
-        </w:rPr>
-        <w:t>dome</w:t>
-      </w:r>
-      <w:r>
-        <w:rPr>
-          <w:rFonts w:asciiTheme="minorHAnsi" w:hAnsiTheme="minorHAnsi" w:cstheme="minorHAnsi"/>
-        </w:rPr>
-        <w:t>,</w:t>
+      </w:r>
+      <w:r>
+        <w:rPr>
+          <w:rFonts w:asciiTheme="minorHAnsi" w:hAnsiTheme="minorHAnsi" w:cstheme="minorHAnsi"/>
+        </w:rPr>
+      </w:r>
+      <w:r>
+        <w:rPr>
+          <w:rFonts w:asciiTheme="minorHAnsi" w:hAnsiTheme="minorHAnsi" w:cstheme="minorHAnsi"/>
+        </w:rPr>
       </w:r>
       <w:r>
         <w:rPr>
           <w:rFonts w:asciiTheme="minorHAnsi" w:hAnsiTheme="minorHAnsi" w:cstheme="minorHAnsi"/>
           <w:spacing w:val="1"/>
         </w:rPr>
-        <w:t xml:space="preserve"> </w:t>
-      </w:r>
-      <w:r>
-        <w:rPr>
-          <w:rFonts w:asciiTheme="minorHAnsi" w:hAnsiTheme="minorHAnsi" w:cstheme="minorHAnsi"/>
-        </w:rPr>
-        <w:t>v</w:t>
+      </w:r>
+      <w:r>
+        <w:rPr>
+          <w:rFonts w:asciiTheme="minorHAnsi" w:hAnsiTheme="minorHAnsi" w:cstheme="minorHAnsi"/>
+        </w:rPr>
       </w:r>
       <w:r>
         <w:rPr>
           <w:rFonts w:asciiTheme="minorHAnsi" w:hAnsiTheme="minorHAnsi" w:cstheme="minorHAnsi"/>
           <w:spacing w:val="1"/>
         </w:rPr>
-        <w:t> </w:t>
-      </w:r>
-      <w:r>
-        <w:rPr>
-          <w:rFonts w:asciiTheme="minorHAnsi" w:hAnsiTheme="minorHAnsi" w:cstheme="minorHAnsi"/>
-        </w:rPr>
-        <w:t>rozsahu</w:t>
-      </w:r>
-      <w:r>
-        <w:rPr>
-          <w:rFonts w:asciiTheme="minorHAnsi" w:hAnsiTheme="minorHAnsi" w:cstheme="minorHAnsi"/>
-        </w:rPr>
-        <w:t xml:space="preserve"> C</w:t>
-      </w:r>
-      <w:r>
-        <w:rPr>
-          <w:rFonts w:asciiTheme="minorHAnsi" w:hAnsiTheme="minorHAnsi" w:cstheme="minorHAnsi"/>
-        </w:rPr>
-        <w:t>enovej</w:t>
+      </w:r>
+      <w:r>
+        <w:rPr>
+          <w:rFonts w:asciiTheme="minorHAnsi" w:hAnsiTheme="minorHAnsi" w:cstheme="minorHAnsi"/>
+        </w:rPr>
+      </w:r>
+      <w:r>
+        <w:rPr>
+          <w:rFonts w:asciiTheme="minorHAnsi" w:hAnsiTheme="minorHAnsi" w:cstheme="minorHAnsi"/>
+        </w:rPr>
+      </w:r>
+      <w:r>
+        <w:rPr>
+          <w:rFonts w:asciiTheme="minorHAnsi" w:hAnsiTheme="minorHAnsi" w:cstheme="minorHAnsi"/>
+        </w:rPr>
       </w:r>
       <w:r>
         <w:rPr>
           <w:rFonts w:asciiTheme="minorHAnsi" w:hAnsiTheme="minorHAnsi" w:cstheme="minorHAnsi"/>
           <w:spacing w:val="1"/>
         </w:rPr>
-        <w:t xml:space="preserve"> </w:t>
-      </w:r>
-      <w:r>
-        <w:rPr>
-          <w:rFonts w:asciiTheme="minorHAnsi" w:hAnsiTheme="minorHAnsi" w:cstheme="minorHAnsi"/>
-        </w:rPr>
-        <w:t>ponuky</w:t>
+      </w:r>
+      <w:r>
+        <w:rPr>
+          <w:rFonts w:asciiTheme="minorHAnsi" w:hAnsiTheme="minorHAnsi" w:cstheme="minorHAnsi"/>
+        </w:rPr>
       </w:r>
       <w:r>
         <w:rPr>
           <w:rFonts w:asciiTheme="minorHAnsi" w:hAnsiTheme="minorHAnsi" w:cstheme="minorHAnsi"/>
           <w:spacing w:val="1"/>
         </w:rPr>
-        <w:t xml:space="preserve"> </w:t>
       </w:r>
       <w:r>
         <w:rPr>
           <w:rFonts w:asciiTheme="minorHAnsi" w:hAnsiTheme="minorHAnsi" w:cstheme="minorHAnsi"/>
           <w:w w:val="95"/>
         </w:rPr>
-        <w:t>dodávateľa</w:t>
       </w:r>
       <w:r>
         <w:rPr>
           <w:rFonts w:asciiTheme="minorHAnsi" w:hAnsiTheme="minorHAnsi" w:cstheme="minorHAnsi"/>
           <w:w w:val="95"/>
         </w:rPr>
-        <w:t xml:space="preserve"> </w:t>
-      </w:r>
-      <w:r>
-        <w:rPr>
-          <w:rFonts w:asciiTheme="minorHAnsi" w:hAnsiTheme="minorHAnsi" w:cstheme="minorHAnsi"/>
-          <w:w w:val="95"/>
-          <w:highlight w:val="yellow"/>
-        </w:rPr>
-        <w:t>XXX</w:t>
-      </w:r>
-      <w:r>
-        <w:rPr>
-          <w:rFonts w:asciiTheme="minorHAnsi" w:hAnsiTheme="minorHAnsi" w:cstheme="minorHAnsi"/>
-          <w:w w:val="95"/>
-        </w:rPr>
-        <w:t xml:space="preserve"> </w:t>
-      </w:r>
-      <w:r>
-        <w:rPr>
-          <w:rFonts w:asciiTheme="minorHAnsi" w:hAnsiTheme="minorHAnsi" w:cstheme="minorHAnsi"/>
-          <w:w w:val="95"/>
-        </w:rPr>
-        <w:t xml:space="preserve">zo dňa </w:t>
-      </w:r>
-      <w:r>
-        <w:rPr>
-          <w:rFonts w:asciiTheme="minorHAnsi" w:hAnsiTheme="minorHAnsi" w:cstheme="minorHAnsi"/>
-          <w:w w:val="95"/>
-          <w:highlight w:val="yellow"/>
-        </w:rPr>
-        <w:t>XXX</w:t>
-      </w:r>
-      <w:r>
-        <w:rPr>
-          <w:rFonts w:asciiTheme="minorHAnsi" w:hAnsiTheme="minorHAnsi" w:cstheme="minorHAnsi"/>
-          <w:w w:val="95"/>
-        </w:rPr>
-        <w:t>,</w:t>
-      </w:r>
-      <w:r>
-        <w:rPr>
-          <w:rFonts w:asciiTheme="minorHAnsi" w:hAnsiTheme="minorHAnsi" w:cstheme="minorHAnsi"/>
-          <w:spacing w:val="-4"/>
-          <w:w w:val="95"/>
-        </w:rPr>
-        <w:t xml:space="preserve"> </w:t>
-      </w:r>
-      <w:r>
-        <w:rPr>
-          <w:rFonts w:asciiTheme="minorHAnsi" w:hAnsiTheme="minorHAnsi" w:cstheme="minorHAnsi"/>
-          <w:w w:val="95"/>
-        </w:rPr>
-        <w:t>ktorá</w:t>
-      </w:r>
-      <w:r>
-        <w:rPr>
-          <w:rFonts w:asciiTheme="minorHAnsi" w:hAnsiTheme="minorHAnsi" w:cstheme="minorHAnsi"/>
-          <w:spacing w:val="-4"/>
-          <w:w w:val="95"/>
-        </w:rPr>
-        <w:t xml:space="preserve"> </w:t>
-      </w:r>
-      <w:r>
-        <w:rPr>
-          <w:rFonts w:asciiTheme="minorHAnsi" w:hAnsiTheme="minorHAnsi" w:cstheme="minorHAnsi"/>
-          <w:w w:val="95"/>
-        </w:rPr>
-        <w:t>tvorí</w:t>
-      </w:r>
-      <w:r>
-        <w:rPr>
-          <w:rFonts w:asciiTheme="minorHAnsi" w:hAnsiTheme="minorHAnsi" w:cstheme="minorHAnsi"/>
-          <w:spacing w:val="-5"/>
-          <w:w w:val="95"/>
-        </w:rPr>
-        <w:t xml:space="preserve"> </w:t>
-      </w:r>
-      <w:r>
-        <w:rPr>
-          <w:rFonts w:asciiTheme="minorHAnsi" w:hAnsiTheme="minorHAnsi" w:cstheme="minorHAnsi"/>
-          <w:w w:val="95"/>
-        </w:rPr>
-        <w:t>neoddeliteľnú</w:t>
-      </w:r>
-      <w:r>
-        <w:rPr>
-          <w:rFonts w:asciiTheme="minorHAnsi" w:hAnsiTheme="minorHAnsi" w:cstheme="minorHAnsi"/>
-          <w:spacing w:val="-2"/>
-          <w:w w:val="95"/>
-        </w:rPr>
-        <w:t xml:space="preserve"> </w:t>
-      </w:r>
-      <w:r>
-        <w:rPr>
-          <w:rFonts w:asciiTheme="minorHAnsi" w:hAnsiTheme="minorHAnsi" w:cstheme="minorHAnsi"/>
-          <w:w w:val="95"/>
-        </w:rPr>
-        <w:t>prílohu</w:t>
-      </w:r>
-      <w:r>
-        <w:rPr>
-          <w:rFonts w:asciiTheme="minorHAnsi" w:hAnsiTheme="minorHAnsi" w:cstheme="minorHAnsi"/>
-          <w:spacing w:val="56"/>
-          <w:w w:val="95"/>
-        </w:rPr>
-        <w:t xml:space="preserve"> </w:t>
-      </w:r>
-      <w:r>
-        <w:rPr>
-          <w:rFonts w:asciiTheme="minorHAnsi" w:hAnsiTheme="minorHAnsi" w:cstheme="minorHAnsi"/>
-          <w:w w:val="95"/>
-        </w:rPr>
-        <w:t>tejto</w:t>
-      </w:r>
-      <w:r>
-        <w:rPr>
-          <w:rFonts w:asciiTheme="minorHAnsi" w:hAnsiTheme="minorHAnsi" w:cstheme="minorHAnsi"/>
-          <w:spacing w:val="-4"/>
-          <w:w w:val="95"/>
-        </w:rPr>
-        <w:t xml:space="preserve"> </w:t>
-      </w:r>
-      <w:r>
-        <w:rPr>
-          <w:rFonts w:asciiTheme="minorHAnsi" w:hAnsiTheme="minorHAnsi" w:cstheme="minorHAnsi"/>
-          <w:w w:val="95"/>
-        </w:rPr>
-        <w:t>Z</w:t>
-      </w:r>
-      <w:r>
-        <w:rPr>
-          <w:rFonts w:asciiTheme="minorHAnsi" w:hAnsiTheme="minorHAnsi" w:cstheme="minorHAnsi"/>
-          <w:w w:val="95"/>
-        </w:rPr>
-        <w:t>mluvy</w:t>
-      </w:r>
-      <w:r>
-        <w:rPr>
-          <w:rFonts w:asciiTheme="minorHAnsi" w:hAnsiTheme="minorHAnsi" w:cstheme="minorHAnsi"/>
-          <w:w w:val="95"/>
-        </w:rPr>
-        <w:t>.</w:t>
+      </w:r>
+      <w:r>
+        <w:rPr>
+          <w:rFonts w:asciiTheme="minorHAnsi" w:hAnsiTheme="minorHAnsi" w:cstheme="minorHAnsi"/>
+        </w:rPr>
+      </w:r>
+      <w:r>
+        <w:rPr>
+          <w:rFonts w:asciiTheme="minorHAnsi" w:hAnsiTheme="minorHAnsi" w:cstheme="minorHAnsi"/>
+        </w:rPr>
+      </w:r>
+      <w:r>
+        <w:rPr>
+          <w:rFonts w:asciiTheme="minorHAnsi" w:hAnsiTheme="minorHAnsi" w:cstheme="minorHAnsi"/>
+        </w:rPr>
+      </w:r>
+      <w:r>
+        <w:rPr>
+          <w:rFonts w:asciiTheme="minorHAnsi" w:hAnsiTheme="minorHAnsi" w:cstheme="minorHAnsi"/>
+        </w:rPr>
+      </w:r>
+      <w:r>
+        <w:rPr>
+          <w:rFonts w:asciiTheme="minorHAnsi" w:hAnsiTheme="minorHAnsi" w:cstheme="minorHAnsi"/>
+        </w:rPr>
+      </w:r>
+      <w:r>
+        <w:rPr>
+          <w:rFonts w:asciiTheme="minorHAnsi" w:hAnsiTheme="minorHAnsi" w:cstheme="minorHAnsi"/>
+        </w:rPr>
+      </w:r>
+      <w:r>
+        <w:rPr>
+          <w:rFonts w:asciiTheme="minorHAnsi" w:hAnsiTheme="minorHAnsi" w:cstheme="minorHAnsi"/>
+        </w:rPr>
+      </w:r>
+      <w:r>
+        <w:rPr>
+          <w:rFonts w:asciiTheme="minorHAnsi" w:hAnsiTheme="minorHAnsi" w:cstheme="minorHAnsi"/>
+        </w:rPr>
+      </w:r>
+      <w:r>
+        <w:rPr>
+          <w:rFonts w:asciiTheme="minorHAnsi" w:hAnsiTheme="minorHAnsi" w:cstheme="minorHAnsi"/>
+        </w:rPr>
+      </w:r>
+      <w:r>
+        <w:rPr>
+          <w:rFonts w:asciiTheme="minorHAnsi" w:hAnsiTheme="minorHAnsi" w:cstheme="minorHAnsi"/>
+        </w:rPr>
+      </w:r>
+      <w:r>
+        <w:rPr>
+          <w:rFonts w:asciiTheme="minorHAnsi" w:hAnsiTheme="minorHAnsi" w:cstheme="minorHAnsi"/>
+        </w:rPr>
       </w:r>
     </w:p>
     <w:p>
@@ -1333,67 +1204,57 @@
         <w:rPr>
           <w:rFonts w:asciiTheme="minorHAnsi" w:hAnsiTheme="minorHAnsi" w:cstheme="minorHAnsi"/>
         </w:rPr>
-        <w:t>Miesto</w:t>
+        <w:t>Miesto výkonu predmetu Zmluvy: XXX.</w:t>
       </w:r>
       <w:r>
         <w:rPr>
           <w:rFonts w:asciiTheme="minorHAnsi" w:hAnsiTheme="minorHAnsi" w:cstheme="minorHAnsi"/>
           <w:spacing w:val="-12"/>
         </w:rPr>
-        <w:t xml:space="preserve"> </w:t>
-      </w:r>
-      <w:r>
-        <w:rPr>
-          <w:rFonts w:asciiTheme="minorHAnsi" w:hAnsiTheme="minorHAnsi" w:cstheme="minorHAnsi"/>
-        </w:rPr>
-        <w:t>výkonu</w:t>
+      </w:r>
+      <w:r>
+        <w:rPr>
+          <w:rFonts w:asciiTheme="minorHAnsi" w:hAnsiTheme="minorHAnsi" w:cstheme="minorHAnsi"/>
+        </w:rPr>
       </w:r>
       <w:r>
         <w:rPr>
           <w:rFonts w:asciiTheme="minorHAnsi" w:hAnsiTheme="minorHAnsi" w:cstheme="minorHAnsi"/>
           <w:spacing w:val="-14"/>
         </w:rPr>
-        <w:t xml:space="preserve"> </w:t>
-      </w:r>
-      <w:r>
-        <w:rPr>
-          <w:rFonts w:asciiTheme="minorHAnsi" w:hAnsiTheme="minorHAnsi" w:cstheme="minorHAnsi"/>
-        </w:rPr>
-        <w:t>predmetu</w:t>
+      </w:r>
+      <w:r>
+        <w:rPr>
+          <w:rFonts w:asciiTheme="minorHAnsi" w:hAnsiTheme="minorHAnsi" w:cstheme="minorHAnsi"/>
+        </w:rPr>
       </w:r>
       <w:r>
         <w:rPr>
           <w:rFonts w:asciiTheme="minorHAnsi" w:hAnsiTheme="minorHAnsi" w:cstheme="minorHAnsi"/>
           <w:spacing w:val="-13"/>
         </w:rPr>
-        <w:t xml:space="preserve"> </w:t>
       </w:r>
       <w:r>
         <w:rPr>
           <w:rFonts w:asciiTheme="minorHAnsi" w:hAnsiTheme="minorHAnsi" w:cstheme="minorHAnsi"/>
           <w:spacing w:val="-13"/>
         </w:rPr>
-        <w:t>Zmluvy:</w:t>
       </w:r>
       <w:r>
         <w:rPr>
           <w:rFonts w:asciiTheme="minorHAnsi" w:hAnsiTheme="minorHAnsi" w:cstheme="minorHAnsi"/>
           <w:spacing w:val="-13"/>
         </w:rPr>
-        <w:t xml:space="preserve"> </w:t>
-      </w:r>
-      <w:r>
-        <w:rPr>
-          <w:rFonts w:asciiTheme="minorHAnsi" w:hAnsiTheme="minorHAnsi" w:cstheme="minorHAnsi"/>
-          <w:highlight w:val="yellow"/>
-        </w:rPr>
-        <w:t>XXX</w:t>
-      </w:r>
-      <w:r>
-        <w:rPr>
-          <w:rFonts w:asciiTheme="minorHAnsi" w:hAnsiTheme="minorHAnsi" w:cstheme="minorHAnsi"/>
-        </w:rPr>
-        <w:t>.</w:t>
+      </w:r>
+      <w:r>
+        <w:rPr>
+          <w:rFonts w:asciiTheme="minorHAnsi" w:hAnsiTheme="minorHAnsi" w:cstheme="minorHAnsi"/>
+        </w:rPr>
+      </w:r>
+      <w:r>
+        <w:rPr>
+          <w:rFonts w:asciiTheme="minorHAnsi" w:hAnsiTheme="minorHAnsi" w:cstheme="minorHAnsi"/>
+        </w:rPr>
       </w:r>
     </w:p>
     <w:p>
@@ -1792,7 +1653,8 @@
         <w:jc w:val="center"/>
         <w:rPr>
           <w:rFonts w:asciiTheme="minorHAnsi" w:hAnsiTheme="minorHAnsi" w:cstheme="minorHAnsi"/>
-          <w:iCs/>
+          <w:szCs w:val="20"/>
+          <w:lang w:eastAsia="en-US"/>
         </w:rPr>
       </w:pPr>
     </w:p>
@@ -1822,142 +1684,102 @@
         <w:rPr>
           <w:rFonts w:asciiTheme="minorHAnsi" w:hAnsiTheme="minorHAnsi" w:cstheme="minorHAnsi"/>
         </w:rPr>
-        <w:t>Cena</w:t>
-      </w:r>
-      <w:r>
-        <w:rPr>
-          <w:rFonts w:asciiTheme="minorHAnsi" w:hAnsiTheme="minorHAnsi" w:cstheme="minorHAnsi"/>
-          <w:spacing w:val="-5"/>
-        </w:rPr>
-        <w:t xml:space="preserve"> </w:t>
-      </w:r>
-      <w:r>
-        <w:rPr>
-          <w:rFonts w:asciiTheme="minorHAnsi" w:hAnsiTheme="minorHAnsi" w:cstheme="minorHAnsi"/>
-        </w:rPr>
-        <w:t>za</w:t>
-      </w:r>
-      <w:r>
-        <w:rPr>
-          <w:rFonts w:asciiTheme="minorHAnsi" w:hAnsiTheme="minorHAnsi" w:cstheme="minorHAnsi"/>
-          <w:spacing w:val="-2"/>
-        </w:rPr>
-        <w:t xml:space="preserve"> </w:t>
-      </w:r>
-      <w:r>
-        <w:rPr>
-          <w:rFonts w:asciiTheme="minorHAnsi" w:hAnsiTheme="minorHAnsi" w:cstheme="minorHAnsi"/>
-        </w:rPr>
-        <w:t>predmet</w:t>
-      </w:r>
-      <w:r>
-        <w:rPr>
-          <w:rFonts w:asciiTheme="minorHAnsi" w:hAnsiTheme="minorHAnsi" w:cstheme="minorHAnsi"/>
-          <w:spacing w:val="-1"/>
-        </w:rPr>
-        <w:t xml:space="preserve"> </w:t>
-      </w:r>
-      <w:r>
-        <w:rPr>
-          <w:rFonts w:asciiTheme="minorHAnsi" w:hAnsiTheme="minorHAnsi" w:cstheme="minorHAnsi"/>
-        </w:rPr>
-        <w:t>dodávky</w:t>
-      </w:r>
-      <w:r>
-        <w:rPr>
-          <w:rFonts w:asciiTheme="minorHAnsi" w:hAnsiTheme="minorHAnsi" w:cstheme="minorHAnsi"/>
-          <w:spacing w:val="-4"/>
-        </w:rPr>
-        <w:t xml:space="preserve"> </w:t>
-      </w:r>
-      <w:r>
-        <w:rPr>
-          <w:rFonts w:asciiTheme="minorHAnsi" w:hAnsiTheme="minorHAnsi" w:cstheme="minorHAnsi"/>
-        </w:rPr>
-        <w:t>je</w:t>
-      </w:r>
-      <w:r>
-        <w:rPr>
-          <w:rFonts w:asciiTheme="minorHAnsi" w:hAnsiTheme="minorHAnsi" w:cstheme="minorHAnsi"/>
-          <w:spacing w:val="-4"/>
-        </w:rPr>
-        <w:t xml:space="preserve"> </w:t>
-      </w:r>
-      <w:r>
-        <w:rPr>
-          <w:rFonts w:asciiTheme="minorHAnsi" w:hAnsiTheme="minorHAnsi" w:cstheme="minorHAnsi"/>
-        </w:rPr>
-        <w:t>stanovená</w:t>
-      </w:r>
-      <w:r>
-        <w:rPr>
-          <w:rFonts w:asciiTheme="minorHAnsi" w:hAnsiTheme="minorHAnsi" w:cstheme="minorHAnsi"/>
-          <w:spacing w:val="-2"/>
-        </w:rPr>
-        <w:t xml:space="preserve"> </w:t>
-      </w:r>
-      <w:r>
-        <w:rPr>
-          <w:rFonts w:asciiTheme="minorHAnsi" w:hAnsiTheme="minorHAnsi" w:cstheme="minorHAnsi"/>
-        </w:rPr>
-        <w:t>dohodou</w:t>
-      </w:r>
-      <w:r>
-        <w:rPr>
-          <w:rFonts w:asciiTheme="minorHAnsi" w:hAnsiTheme="minorHAnsi" w:cstheme="minorHAnsi"/>
-        </w:rPr>
-        <w:t xml:space="preserve"> </w:t>
-      </w:r>
-      <w:r>
-        <w:rPr>
-          <w:b/>
-          <w:bCs/>
-          <w:sz w:val="22"/>
-          <w:szCs w:val="22"/>
-          <w:highlight w:val="yellow"/>
-        </w:rPr>
-        <w:t>XXX</w:t>
-      </w:r>
-      <w:r>
-        <w:rPr>
-          <w:b/>
-          <w:bCs/>
-          <w:sz w:val="22"/>
-          <w:szCs w:val="22"/>
-        </w:rPr>
-        <w:t xml:space="preserve"> EUR</w:t>
-      </w:r>
-      <w:r>
-        <w:rPr>
-          <w:rFonts w:asciiTheme="minorHAnsi" w:hAnsiTheme="minorHAnsi" w:cstheme="minorHAnsi"/>
-          <w:b/>
-          <w:bCs/>
-        </w:rPr>
-        <w:t xml:space="preserve">,- Eur </w:t>
-      </w:r>
-      <w:r>
-        <w:rPr>
-          <w:rFonts w:asciiTheme="minorHAnsi" w:hAnsiTheme="minorHAnsi" w:cstheme="minorHAnsi"/>
-          <w:b/>
-          <w:bCs/>
-        </w:rPr>
-        <w:t>+</w:t>
-      </w:r>
-      <w:r>
-        <w:rPr>
-          <w:rFonts w:asciiTheme="minorHAnsi" w:hAnsiTheme="minorHAnsi" w:cstheme="minorHAnsi"/>
-          <w:b/>
-          <w:bCs/>
-        </w:rPr>
-        <w:t xml:space="preserve"> </w:t>
-      </w:r>
-      <w:r>
-        <w:rPr>
-          <w:rFonts w:asciiTheme="minorHAnsi" w:hAnsiTheme="minorHAnsi" w:cstheme="minorHAnsi"/>
-          <w:b/>
-          <w:bCs/>
-        </w:rPr>
-        <w:t>DPH</w:t>
+        <w:t>Cena za predmet dodávky je stanovená dohodou XXX EUR + DPH</w:t>
+      </w:r>
+      <w:r>
+        <w:rPr>
+          <w:rFonts w:asciiTheme="minorHAnsi" w:hAnsiTheme="minorHAnsi" w:cstheme="minorHAnsi"/>
+        </w:rPr>
+      </w:r>
+      <w:r>
+        <w:rPr>
+          <w:rFonts w:asciiTheme="minorHAnsi" w:hAnsiTheme="minorHAnsi" w:cstheme="minorHAnsi"/>
+        </w:rPr>
+      </w:r>
+      <w:r>
+        <w:rPr>
+          <w:rFonts w:asciiTheme="minorHAnsi" w:hAnsiTheme="minorHAnsi" w:cstheme="minorHAnsi"/>
+        </w:rPr>
+      </w:r>
+      <w:r>
+        <w:rPr>
+          <w:rFonts w:asciiTheme="minorHAnsi" w:hAnsiTheme="minorHAnsi" w:cstheme="minorHAnsi"/>
+        </w:rPr>
+      </w:r>
+      <w:r>
+        <w:rPr>
+          <w:rFonts w:asciiTheme="minorHAnsi" w:hAnsiTheme="minorHAnsi" w:cstheme="minorHAnsi"/>
+        </w:rPr>
+      </w:r>
+      <w:r>
+        <w:rPr>
+          <w:rFonts w:asciiTheme="minorHAnsi" w:hAnsiTheme="minorHAnsi" w:cstheme="minorHAnsi"/>
+        </w:rPr>
+      </w:r>
+      <w:r>
+        <w:rPr>
+          <w:rFonts w:asciiTheme="minorHAnsi" w:hAnsiTheme="minorHAnsi" w:cstheme="minorHAnsi"/>
+        </w:rPr>
+      </w:r>
+      <w:r>
+        <w:rPr>
+          <w:rFonts w:asciiTheme="minorHAnsi" w:hAnsiTheme="minorHAnsi" w:cstheme="minorHAnsi"/>
+        </w:rPr>
+      </w:r>
+      <w:r>
+        <w:rPr>
+          <w:rFonts w:asciiTheme="minorHAnsi" w:hAnsiTheme="minorHAnsi" w:cstheme="minorHAnsi"/>
+        </w:rPr>
+      </w:r>
+      <w:r>
+        <w:rPr>
+          <w:rFonts w:asciiTheme="minorHAnsi" w:hAnsiTheme="minorHAnsi" w:cstheme="minorHAnsi"/>
+        </w:rPr>
+      </w:r>
+      <w:r>
+        <w:rPr>
+          <w:rFonts w:asciiTheme="minorHAnsi" w:hAnsiTheme="minorHAnsi" w:cstheme="minorHAnsi"/>
+        </w:rPr>
+      </w:r>
+      <w:r>
+        <w:rPr>
+          <w:rFonts w:asciiTheme="minorHAnsi" w:hAnsiTheme="minorHAnsi" w:cstheme="minorHAnsi"/>
+        </w:rPr>
+      </w:r>
+      <w:r>
+        <w:rPr>
+          <w:rFonts w:asciiTheme="minorHAnsi" w:hAnsiTheme="minorHAnsi" w:cstheme="minorHAnsi"/>
+        </w:rPr>
+      </w:r>
+      <w:r>
+        <w:rPr>
+          <w:rFonts w:asciiTheme="minorHAnsi" w:hAnsiTheme="minorHAnsi" w:cstheme="minorHAnsi"/>
+        </w:rPr>
+      </w:r>
+      <w:r>
+        <w:rPr>
+          <w:rFonts w:asciiTheme="minorHAnsi" w:hAnsiTheme="minorHAnsi" w:cstheme="minorHAnsi"/>
+        </w:rPr>
+      </w:r>
+      <w:r>
+        <w:rPr>
+          <w:rFonts w:asciiTheme="minorHAnsi" w:hAnsiTheme="minorHAnsi" w:cstheme="minorHAnsi"/>
+        </w:rPr>
+      </w:r>
+      <w:r>
+        <w:rPr>
+          <w:rFonts w:asciiTheme="minorHAnsi" w:hAnsiTheme="minorHAnsi" w:cstheme="minorHAnsi"/>
+        </w:rPr>
+      </w:r>
+      <w:r>
+        <w:rPr>
+          <w:rFonts w:asciiTheme="minorHAnsi" w:hAnsiTheme="minorHAnsi" w:cstheme="minorHAnsi"/>
+        </w:rPr>
+      </w:r>
+      <w:r>
+        <w:rPr>
+          <w:rFonts w:asciiTheme="minorHAnsi" w:hAnsiTheme="minorHAnsi" w:cstheme="minorHAnsi"/>
+        </w:rPr>
       </w:r>
     </w:p>
     <w:p>
@@ -1966,65 +1788,57 @@
         <w:ind w:left="1134" w:right="565"/>
         <w:rPr>
           <w:rFonts w:asciiTheme="minorHAnsi" w:hAnsiTheme="minorHAnsi" w:cstheme="minorHAnsi"/>
-        </w:rPr>
-      </w:pPr>
-      <w:r>
-        <w:rPr>
-          <w:rFonts w:asciiTheme="minorHAnsi" w:hAnsiTheme="minorHAnsi" w:cstheme="minorHAnsi"/>
-          <w:w w:val="95"/>
-        </w:rPr>
-        <w:t xml:space="preserve">Slovom: </w:t>
-      </w:r>
-      <w:r>
-        <w:rPr>
-          <w:rFonts w:asciiTheme="minorHAnsi" w:hAnsiTheme="minorHAnsi" w:cstheme="minorHAnsi"/>
-          <w:w w:val="95"/>
-          <w:highlight w:val="yellow"/>
-        </w:rPr>
-        <w:t>XXX</w:t>
-      </w:r>
-      <w:r>
-        <w:rPr>
-          <w:rFonts w:asciiTheme="minorHAnsi" w:hAnsiTheme="minorHAnsi" w:cstheme="minorHAnsi"/>
-          <w:w w:val="95"/>
-        </w:rPr>
-        <w:t xml:space="preserve"> </w:t>
-      </w:r>
-      <w:r>
-        <w:rPr>
-          <w:rFonts w:asciiTheme="minorHAnsi" w:hAnsiTheme="minorHAnsi" w:cstheme="minorHAnsi"/>
-          <w:w w:val="95"/>
-        </w:rPr>
-        <w:t>Eur a</w:t>
-      </w:r>
-      <w:r>
-        <w:rPr>
-          <w:rFonts w:asciiTheme="minorHAnsi" w:hAnsiTheme="minorHAnsi" w:cstheme="minorHAnsi"/>
-          <w:w w:val="95"/>
-        </w:rPr>
-        <w:t> </w:t>
-      </w:r>
-      <w:r>
-        <w:rPr>
-          <w:rFonts w:asciiTheme="minorHAnsi" w:hAnsiTheme="minorHAnsi" w:cstheme="minorHAnsi"/>
-          <w:w w:val="95"/>
-          <w:highlight w:val="yellow"/>
-        </w:rPr>
-        <w:t>XXX</w:t>
-      </w:r>
-      <w:r>
-        <w:rPr>
-          <w:rFonts w:asciiTheme="minorHAnsi" w:hAnsiTheme="minorHAnsi" w:cstheme="minorHAnsi"/>
-          <w:w w:val="95"/>
-        </w:rPr>
-        <w:t xml:space="preserve"> </w:t>
-      </w:r>
-      <w:r>
-        <w:rPr>
-          <w:rFonts w:asciiTheme="minorHAnsi" w:hAnsiTheme="minorHAnsi" w:cstheme="minorHAnsi"/>
-          <w:w w:val="95"/>
-        </w:rPr>
-        <w:t xml:space="preserve">centov. </w:t>
+          <w:lang w:eastAsia="en-US"/>
+        </w:rPr>
+      </w:pPr>
+      <w:r>
+        <w:rPr>
+          <w:rFonts w:asciiTheme="minorHAnsi" w:hAnsiTheme="minorHAnsi" w:cstheme="minorHAnsi"/>
+          <w:lang w:eastAsia="en-US"/>
+        </w:rPr>
+        <w:t xml:space="preserve">Slovom: XXX Eur a XXX centov. </w:t>
+      </w:r>
+      <w:r>
+        <w:rPr>
+          <w:rFonts w:asciiTheme="minorHAnsi" w:hAnsiTheme="minorHAnsi" w:cstheme="minorHAnsi"/>
+          <w:lang w:eastAsia="en-US"/>
+        </w:rPr>
+      </w:r>
+      <w:r>
+        <w:rPr>
+          <w:rFonts w:asciiTheme="minorHAnsi" w:hAnsiTheme="minorHAnsi" w:cstheme="minorHAnsi"/>
+          <w:lang w:eastAsia="en-US"/>
+        </w:rPr>
+      </w:r>
+      <w:r>
+        <w:rPr>
+          <w:rFonts w:asciiTheme="minorHAnsi" w:hAnsiTheme="minorHAnsi" w:cstheme="minorHAnsi"/>
+          <w:lang w:eastAsia="en-US"/>
+        </w:rPr>
+      </w:r>
+      <w:r>
+        <w:rPr>
+          <w:rFonts w:asciiTheme="minorHAnsi" w:hAnsiTheme="minorHAnsi" w:cstheme="minorHAnsi"/>
+          <w:lang w:eastAsia="en-US"/>
+        </w:rPr>
+      </w:r>
+      <w:r>
+        <w:rPr>
+          <w:rFonts w:asciiTheme="minorHAnsi" w:hAnsiTheme="minorHAnsi" w:cstheme="minorHAnsi"/>
+          <w:lang w:eastAsia="en-US"/>
+        </w:rPr>
+      </w:r>
+      <w:r>
+        <w:rPr>
+          <w:rFonts w:asciiTheme="minorHAnsi" w:hAnsiTheme="minorHAnsi" w:cstheme="minorHAnsi"/>
+          <w:lang w:eastAsia="en-US"/>
+        </w:rPr>
+      </w:r>
+      <w:r>
+        <w:rPr>
+          <w:rFonts w:asciiTheme="minorHAnsi" w:hAnsiTheme="minorHAnsi" w:cstheme="minorHAnsi"/>
+          <w:lang w:eastAsia="en-US"/>
+        </w:rPr>
       </w:r>
     </w:p>
     <w:p>
@@ -2051,139 +1865,30 @@
       <w:r>
         <w:rPr>
           <w:rFonts w:asciiTheme="minorHAnsi" w:hAnsiTheme="minorHAnsi" w:cstheme="minorHAnsi"/>
-          <w:spacing w:val="-2"/>
-        </w:rPr>
-        <w:t>Cena</w:t>
-      </w:r>
-      <w:r>
-        <w:rPr>
-          <w:rFonts w:asciiTheme="minorHAnsi" w:hAnsiTheme="minorHAnsi" w:cstheme="minorHAnsi"/>
-          <w:spacing w:val="-12"/>
+        </w:rPr>
+        <w:t xml:space="preserve">Cena podľa predchádzajúceho odseku sa dojednáva ako cena </w:t>
+      </w:r>
+      <w:r>
+        <w:rPr>
+          <w:rFonts w:asciiTheme="minorHAnsi" w:hAnsiTheme="minorHAnsi" w:cstheme="minorHAnsi"/>
+        </w:rPr>
+        <w:t>maximál</w:t>
+      </w:r>
+      <w:r>
+        <w:rPr>
+          <w:rFonts w:asciiTheme="minorHAnsi" w:hAnsiTheme="minorHAnsi" w:cstheme="minorHAnsi"/>
+        </w:rPr>
+        <w:t>na</w:t>
+      </w:r>
+      <w:r>
+        <w:rPr>
+          <w:rFonts w:asciiTheme="minorHAnsi" w:hAnsiTheme="minorHAnsi" w:cstheme="minorHAnsi"/>
         </w:rPr>
         <w:t xml:space="preserve"> </w:t>
       </w:r>
       <w:r>
         <w:rPr>
           <w:rFonts w:asciiTheme="minorHAnsi" w:hAnsiTheme="minorHAnsi" w:cstheme="minorHAnsi"/>
-          <w:spacing w:val="-2"/>
-        </w:rPr>
-        <w:t>podľa</w:t>
-      </w:r>
-      <w:r>
-        <w:rPr>
-          <w:rFonts w:asciiTheme="minorHAnsi" w:hAnsiTheme="minorHAnsi" w:cstheme="minorHAnsi"/>
-          <w:spacing w:val="-12"/>
-        </w:rPr>
-        <w:t xml:space="preserve"> </w:t>
-      </w:r>
-      <w:r>
-        <w:rPr>
-          <w:rFonts w:asciiTheme="minorHAnsi" w:hAnsiTheme="minorHAnsi" w:cstheme="minorHAnsi"/>
-          <w:spacing w:val="-2"/>
-        </w:rPr>
-        <w:t>predchádzajúceho</w:t>
-      </w:r>
-      <w:r>
-        <w:rPr>
-          <w:rFonts w:asciiTheme="minorHAnsi" w:hAnsiTheme="minorHAnsi" w:cstheme="minorHAnsi"/>
-          <w:spacing w:val="-12"/>
-        </w:rPr>
-        <w:t xml:space="preserve"> </w:t>
-      </w:r>
-      <w:r>
-        <w:rPr>
-          <w:rFonts w:asciiTheme="minorHAnsi" w:hAnsiTheme="minorHAnsi" w:cstheme="minorHAnsi"/>
-          <w:spacing w:val="-1"/>
-        </w:rPr>
-        <w:t>odseku</w:t>
-      </w:r>
-      <w:r>
-        <w:rPr>
-          <w:rFonts w:asciiTheme="minorHAnsi" w:hAnsiTheme="minorHAnsi" w:cstheme="minorHAnsi"/>
-          <w:spacing w:val="-13"/>
-        </w:rPr>
-        <w:t xml:space="preserve"> </w:t>
-      </w:r>
-      <w:r>
-        <w:rPr>
-          <w:rFonts w:asciiTheme="minorHAnsi" w:hAnsiTheme="minorHAnsi" w:cstheme="minorHAnsi"/>
-          <w:spacing w:val="-1"/>
-        </w:rPr>
-        <w:t>sa</w:t>
-      </w:r>
-      <w:r>
-        <w:rPr>
-          <w:rFonts w:asciiTheme="minorHAnsi" w:hAnsiTheme="minorHAnsi" w:cstheme="minorHAnsi"/>
-          <w:spacing w:val="-11"/>
-        </w:rPr>
-        <w:t xml:space="preserve"> </w:t>
-      </w:r>
-      <w:r>
-        <w:rPr>
-          <w:rFonts w:asciiTheme="minorHAnsi" w:hAnsiTheme="minorHAnsi" w:cstheme="minorHAnsi"/>
-          <w:spacing w:val="-1"/>
-        </w:rPr>
-        <w:t>dojednáva</w:t>
-      </w:r>
-      <w:r>
-        <w:rPr>
-          <w:rFonts w:asciiTheme="minorHAnsi" w:hAnsiTheme="minorHAnsi" w:cstheme="minorHAnsi"/>
-          <w:spacing w:val="-12"/>
-        </w:rPr>
-        <w:t xml:space="preserve"> </w:t>
-      </w:r>
-      <w:r>
-        <w:rPr>
-          <w:rFonts w:asciiTheme="minorHAnsi" w:hAnsiTheme="minorHAnsi" w:cstheme="minorHAnsi"/>
-          <w:spacing w:val="-1"/>
-        </w:rPr>
-        <w:t>ako</w:t>
-      </w:r>
-      <w:r>
-        <w:rPr>
-          <w:rFonts w:asciiTheme="minorHAnsi" w:hAnsiTheme="minorHAnsi" w:cstheme="minorHAnsi"/>
-          <w:spacing w:val="-13"/>
-        </w:rPr>
-        <w:t xml:space="preserve"> </w:t>
-      </w:r>
-      <w:r>
-        <w:rPr>
-          <w:rFonts w:asciiTheme="minorHAnsi" w:hAnsiTheme="minorHAnsi" w:cstheme="minorHAnsi"/>
-          <w:spacing w:val="-1"/>
-        </w:rPr>
-        <w:t>cena</w:t>
-      </w:r>
-      <w:r>
-        <w:rPr>
-          <w:rFonts w:asciiTheme="minorHAnsi" w:hAnsiTheme="minorHAnsi" w:cstheme="minorHAnsi"/>
-          <w:spacing w:val="-14"/>
-        </w:rPr>
-        <w:t xml:space="preserve"> </w:t>
-      </w:r>
-      <w:r>
-        <w:rPr>
-          <w:rFonts w:asciiTheme="minorHAnsi" w:hAnsiTheme="minorHAnsi" w:cstheme="minorHAnsi"/>
-          <w:spacing w:val="-1"/>
-        </w:rPr>
-        <w:t>maximál</w:t>
-      </w:r>
-      <w:r>
-        <w:rPr>
-          <w:rFonts w:asciiTheme="minorHAnsi" w:hAnsiTheme="minorHAnsi" w:cstheme="minorHAnsi"/>
-        </w:rPr>
-        <w:t>na</w:t>
-      </w:r>
-      <w:r>
-        <w:rPr>
-          <w:rFonts w:asciiTheme="minorHAnsi" w:hAnsiTheme="minorHAnsi" w:cstheme="minorHAnsi"/>
-          <w:spacing w:val="-1"/>
-        </w:rPr>
-        <w:t xml:space="preserve"> </w:t>
-      </w:r>
-      <w:r>
-        <w:rPr>
-          <w:rFonts w:asciiTheme="minorHAnsi" w:hAnsiTheme="minorHAnsi" w:cstheme="minorHAnsi"/>
-          <w:spacing w:val="-1"/>
         </w:rPr>
         <w:t xml:space="preserve">na </w:t>
       </w:r>
@@ -2236,24 +1941,8 @@
       <w:r>
         <w:rPr>
           <w:rFonts w:asciiTheme="minorHAnsi" w:hAnsiTheme="minorHAnsi" w:cstheme="minorHAnsi"/>
-          <w:w w:val="95"/>
-        </w:rPr>
-        <w:t>Postupnosť fakturácie</w:t>
-      </w:r>
-      <w:r>
-        <w:rPr>
-          <w:rFonts w:asciiTheme="minorHAnsi" w:hAnsiTheme="minorHAnsi" w:cstheme="minorHAnsi"/>
-          <w:spacing w:val="3"/>
-          <w:w w:val="95"/>
-        </w:rPr>
-        <w:t xml:space="preserve"> </w:t>
-      </w:r>
-      <w:r>
-        <w:rPr>
-          <w:rFonts w:asciiTheme="minorHAnsi" w:hAnsiTheme="minorHAnsi" w:cstheme="minorHAnsi"/>
-          <w:w w:val="95"/>
-        </w:rPr>
-        <w:t>a úhrad:</w:t>
+        </w:rPr>
+        <w:t>Postupnosť fakturácie a úhrad:</w:t>
       </w:r>
     </w:p>
     <w:p>
@@ -2274,27 +1963,17 @@
         <w:ind w:left="1729" w:right="565" w:hanging="357"/>
         <w:rPr>
           <w:rFonts w:asciiTheme="minorHAnsi" w:hAnsiTheme="minorHAnsi" w:cstheme="minorHAnsi"/>
-          <w:highlight w:val="yellow"/>
-        </w:rPr>
-      </w:pPr>
-      <w:r>
-        <w:rPr>
-          <w:rFonts w:asciiTheme="minorHAnsi" w:hAnsiTheme="minorHAnsi" w:cstheme="minorHAnsi"/>
-          <w:highlight w:val="yellow"/>
-        </w:rPr>
-        <w:t>3</w:t>
-      </w:r>
-      <w:r>
-        <w:rPr>
-          <w:rFonts w:asciiTheme="minorHAnsi" w:hAnsiTheme="minorHAnsi" w:cstheme="minorHAnsi"/>
-          <w:highlight w:val="yellow"/>
-        </w:rPr>
-        <w:t>0</w:t>
-      </w:r>
-      <w:r>
-        <w:rPr>
-          <w:rFonts w:asciiTheme="minorHAnsi" w:hAnsiTheme="minorHAnsi" w:cstheme="minorHAnsi"/>
-          <w:highlight w:val="yellow"/>
+        </w:rPr>
+      </w:pPr>
+      <w:r>
+        <w:rPr>
+          <w:rFonts w:asciiTheme="minorHAnsi" w:hAnsiTheme="minorHAnsi" w:cstheme="minorHAnsi"/>
+        </w:rPr>
+        <w:t>60</w:t>
+      </w:r>
+      <w:r>
+        <w:rPr>
+          <w:rFonts w:asciiTheme="minorHAnsi" w:hAnsiTheme="minorHAnsi" w:cstheme="minorHAnsi"/>
         </w:rPr>
         <w:t>% - zálohová faktúra vopred</w:t>
       </w:r>
@@ -2317,41 +1996,35 @@
         <w:ind w:left="1729" w:right="565" w:hanging="357"/>
         <w:rPr>
           <w:rFonts w:asciiTheme="minorHAnsi" w:hAnsiTheme="minorHAnsi" w:cstheme="minorHAnsi"/>
-          <w:highlight w:val="yellow"/>
-        </w:rPr>
-      </w:pPr>
-      <w:r>
-        <w:rPr>
-          <w:rFonts w:asciiTheme="minorHAnsi" w:hAnsiTheme="minorHAnsi" w:cstheme="minorHAnsi"/>
-          <w:highlight w:val="yellow"/>
-        </w:rPr>
-        <w:t>7</w:t>
-      </w:r>
-      <w:r>
-        <w:rPr>
-          <w:rFonts w:asciiTheme="minorHAnsi" w:hAnsiTheme="minorHAnsi" w:cstheme="minorHAnsi"/>
-          <w:highlight w:val="yellow"/>
+        </w:rPr>
+      </w:pPr>
+      <w:r>
+        <w:rPr>
+          <w:rFonts w:asciiTheme="minorHAnsi" w:hAnsiTheme="minorHAnsi" w:cstheme="minorHAnsi"/>
+        </w:rPr>
+        <w:t>4</w:t>
+      </w:r>
+      <w:r>
+        <w:rPr>
+          <w:rFonts w:asciiTheme="minorHAnsi" w:hAnsiTheme="minorHAnsi" w:cstheme="minorHAnsi"/>
         </w:rPr>
         <w:t>0</w:t>
       </w:r>
       <w:r>
         <w:rPr>
           <w:rFonts w:asciiTheme="minorHAnsi" w:hAnsiTheme="minorHAnsi" w:cstheme="minorHAnsi"/>
-          <w:highlight w:val="yellow"/>
         </w:rPr>
         <w:t xml:space="preserve">% - po nainštalovaní </w:t>
       </w:r>
       <w:r>
         <w:rPr>
           <w:rFonts w:asciiTheme="minorHAnsi" w:hAnsiTheme="minorHAnsi" w:cstheme="minorHAnsi"/>
-          <w:highlight w:val="yellow"/>
         </w:rPr>
         <w:t>FVZ</w:t>
       </w:r>
       <w:r>
         <w:rPr>
           <w:rFonts w:asciiTheme="minorHAnsi" w:hAnsiTheme="minorHAnsi" w:cstheme="minorHAnsi"/>
-          <w:highlight w:val="yellow"/>
         </w:rPr>
         <w:t xml:space="preserve"> </w:t>
       </w:r>
@@ -2657,7 +2330,15 @@
           <w:b/>
           <w:bCs/>
         </w:rPr>
-        <w:t xml:space="preserve">14 </w:t>
+        <w:t>7</w:t>
+      </w:r>
+      <w:r>
+        <w:rPr>
+          <w:rFonts w:asciiTheme="minorHAnsi" w:hAnsiTheme="minorHAnsi" w:cstheme="minorHAnsi"/>
+          <w:b/>
+          <w:bCs/>
+        </w:rPr>
+        <w:t xml:space="preserve"> </w:t>
       </w:r>
       <w:r>
         <w:rPr>
@@ -7445,47 +7126,7 @@
         <w:rPr>
           <w:rFonts w:asciiTheme="minorHAnsi" w:hAnsiTheme="minorHAnsi" w:cstheme="minorHAnsi"/>
         </w:rPr>
-        <w:t>V Bratislave, dňa</w:t>
-      </w:r>
-      <w:r>
-        <w:rPr>
-          <w:rFonts w:asciiTheme="minorHAnsi" w:hAnsiTheme="minorHAnsi" w:cstheme="minorHAnsi"/>
-        </w:rPr>
-        <w:t xml:space="preserve"> </w:t>
-      </w:r>
-      <w:r>
-        <w:rPr>
-          <w:rFonts w:asciiTheme="minorHAnsi" w:hAnsiTheme="minorHAnsi" w:cstheme="minorHAnsi"/>
-          <w:highlight w:val="yellow"/>
-        </w:rPr>
-        <w:t>XX</w:t>
-      </w:r>
-      <w:r>
-        <w:rPr>
-          <w:rFonts w:asciiTheme="minorHAnsi" w:hAnsiTheme="minorHAnsi" w:cstheme="minorHAnsi"/>
-          <w:highlight w:val="yellow"/>
-        </w:rPr>
-        <w:t>.</w:t>
-      </w:r>
-      <w:r>
-        <w:rPr>
-          <w:rFonts w:asciiTheme="minorHAnsi" w:hAnsiTheme="minorHAnsi" w:cstheme="minorHAnsi"/>
-          <w:highlight w:val="yellow"/>
-        </w:rPr>
-        <w:t>XX</w:t>
-      </w:r>
-      <w:r>
-        <w:rPr>
-          <w:rFonts w:asciiTheme="minorHAnsi" w:hAnsiTheme="minorHAnsi" w:cstheme="minorHAnsi"/>
-          <w:highlight w:val="yellow"/>
-        </w:rPr>
-        <w:t>.202</w:t>
-      </w:r>
-      <w:r>
-        <w:rPr>
-          <w:rFonts w:asciiTheme="minorHAnsi" w:hAnsiTheme="minorHAnsi" w:cstheme="minorHAnsi"/>
-        </w:rPr>
-        <w:t>5</w:t>
+        <w:t>V Bratislave, dňa XX.XX.2025</w:t>
       </w:r>
     </w:p>
     <w:p>
@@ -7663,6 +7304,9 @@
           <w:bCs/>
         </w:rPr>
         <w:t>Lukáš Bago</w:t>
+        <w:tab/>
+        <w:t xml:space="preserve">                                                                                           XXX</w:t>
+        <w:tab/>
       </w:r>
       <w:r>
         <w:rPr>
@@ -7670,7 +7314,6 @@
           <w:b/>
           <w:bCs/>
         </w:rPr>
-        <w:tab/>
       </w:r>
       <w:r>
         <w:rPr>
@@ -7678,7 +7321,6 @@
           <w:b/>
           <w:bCs/>
         </w:rPr>
-        <w:t xml:space="preserve">                                                                 </w:t>
       </w:r>
       <w:r>
         <w:rPr>
@@ -7686,7 +7328,6 @@
           <w:b/>
           <w:bCs/>
         </w:rPr>
-        <w:t xml:space="preserve">                    </w:t>
       </w:r>
       <w:r>
         <w:rPr>
@@ -7694,7 +7335,6 @@
           <w:b/>
           <w:bCs/>
         </w:rPr>
-        <w:t xml:space="preserve">      </w:t>
       </w:r>
       <w:r>
         <w:rPr>
@@ -7702,7 +7342,6 @@
           <w:b/>
           <w:bCs/>
         </w:rPr>
-        <w:t>XXX</w:t>
       </w:r>
       <w:r>
         <w:rPr>
@@ -7710,7 +7349,6 @@
           <w:b/>
           <w:bCs/>
         </w:rPr>
-        <w:tab/>
       </w:r>
     </w:p>
     <w:p>
@@ -8016,6 +7654,7 @@
               <w:szCs w:val="24"/>
             </w:rPr>
           </w:pPr>
+          <w:proofErr w:type="spellStart"/>
           <w:r>
             <w:rPr>
               <w:rFonts w:asciiTheme="minorHAnsi" w:hAnsiTheme="minorHAnsi" w:cstheme="minorHAnsi"/>
@@ -8023,7 +7662,37 @@
               <w:bCs/>
               <w:szCs w:val="24"/>
             </w:rPr>
-            <w:t>Energovision s.r.o.</w:t>
+            <w:t>Energovision</w:t>
+          </w:r>
+          <w:proofErr w:type="spellEnd"/>
+          <w:r>
+            <w:rPr>
+              <w:rFonts w:asciiTheme="minorHAnsi" w:hAnsiTheme="minorHAnsi" w:cstheme="minorHAnsi"/>
+              <w:b/>
+              <w:bCs/>
+              <w:szCs w:val="24"/>
+            </w:rPr>
+            <w:t xml:space="preserve"> </w:t>
+          </w:r>
+          <w:proofErr w:type="spellStart"/>
+          <w:r>
+            <w:rPr>
+              <w:rFonts w:asciiTheme="minorHAnsi" w:hAnsiTheme="minorHAnsi" w:cstheme="minorHAnsi"/>
+              <w:b/>
+              <w:bCs/>
+              <w:szCs w:val="24"/>
+            </w:rPr>
+            <w:t>s.r.o</w:t>
+          </w:r>
+          <w:proofErr w:type="spellEnd"/>
+          <w:r>
+            <w:rPr>
+              <w:rFonts w:asciiTheme="minorHAnsi" w:hAnsiTheme="minorHAnsi" w:cstheme="minorHAnsi"/>
+              <w:b/>
+              <w:bCs/>
+              <w:szCs w:val="24"/>
+            </w:rPr>
+            <w:t>.</w:t>
           </w:r>
         </w:p>
       </w:tc>
@@ -13794,6 +13463,30 @@
 </file>
 
 <file path=customXml/item1.xml><?xml version="1.0" encoding="utf-8"?>
+<?mso-contentType ?>
+<FormTemplates xmlns="http://schemas.microsoft.com/sharepoint/v3/contenttype/forms">
+  <Display>DocumentLibraryForm</Display>
+  <Edit>DocumentLibraryForm</Edit>
+  <New>DocumentLibraryForm</New>
+</FormTemplates>
+</file>
+
+<file path=customXml/item2.xml><?xml version="1.0" encoding="utf-8"?>
+<p:properties xmlns:p="http://schemas.microsoft.com/office/2006/metadata/properties" xmlns:xsi="http://www.w3.org/2001/XMLSchema-instance" xmlns:pc="http://schemas.microsoft.com/office/infopath/2007/PartnerControls">
+  <documentManagement>
+    <TaxCatchAll xmlns="2c608a3e-d165-46a6-a9e8-7587a575085f" xsi:nil="true"/>
+    <lcf76f155ced4ddcb4097134ff3c332f xmlns="c5c0e9e9-ea95-46d4-bbba-0bdce2882950">
+      <Terms xmlns="http://schemas.microsoft.com/office/infopath/2007/PartnerControls"/>
+    </lcf76f155ced4ddcb4097134ff3c332f>
+  </documentManagement>
+</p:properties>
+</file>
+
+<file path=customXml/item3.xml><?xml version="1.0" encoding="utf-8"?>
+<b:Sources xmlns:b="http://schemas.openxmlformats.org/officeDocument/2006/bibliography" xmlns="http://schemas.openxmlformats.org/officeDocument/2006/bibliography" SelectedStyle="\APA.XSL" StyleName="APA Fifth Edition"/>
+</file>
+
+<file path=customXml/item4.xml><?xml version="1.0" encoding="utf-8"?>
 <ct:contentTypeSchema xmlns:ct="http://schemas.microsoft.com/office/2006/metadata/contentType" xmlns:ma="http://schemas.microsoft.com/office/2006/metadata/properties/metaAttributes" ct:_="" ma:_="" ma:contentTypeName="Dokument" ma:contentTypeID="0x010100846434556425364392FE2F5420AAA35C" ma:contentTypeVersion="16" ma:contentTypeDescription="Umožňuje vytvoriť nový dokument." ma:contentTypeScope="" ma:versionID="4fd9b71612ea0abe74be4255b6bc5d36">
   <xsd:schema xmlns:xsd="http://www.w3.org/2001/XMLSchema" xmlns:xs="http://www.w3.org/2001/XMLSchema" xmlns:p="http://schemas.microsoft.com/office/2006/metadata/properties" xmlns:ns2="c5c0e9e9-ea95-46d4-bbba-0bdce2882950" xmlns:ns3="2c608a3e-d165-46a6-a9e8-7587a575085f" targetNamespace="http://schemas.microsoft.com/office/2006/metadata/properties" ma:root="true" ma:fieldsID="15468312ce1acbf7204f49f15107177d" ns2:_="" ns3:_="">
     <xsd:import namespace="c5c0e9e9-ea95-46d4-bbba-0bdce2882950"/>
@@ -14036,31 +13729,34 @@
 </ct:contentTypeSchema>
 </file>
 
-<file path=customXml/item2.xml><?xml version="1.0" encoding="utf-8"?>
-<b:Sources xmlns:b="http://schemas.openxmlformats.org/officeDocument/2006/bibliography" xmlns="http://schemas.openxmlformats.org/officeDocument/2006/bibliography" SelectedStyle="\APA.XSL" StyleName="APA Fifth Edition"/>
+<file path=customXml/itemProps1.xml><?xml version="1.0" encoding="utf-8"?>
+<ds:datastoreItem xmlns:ds="http://schemas.openxmlformats.org/officeDocument/2006/customXml" ds:itemID="{EE328504-4D79-4080-90C9-6178A34A0493}">
+  <ds:schemaRefs>
+    <ds:schemaRef ds:uri="http://schemas.microsoft.com/sharepoint/v3/contenttype/forms"/>
+  </ds:schemaRefs>
+</ds:datastoreItem>
 </file>
 
-<file path=customXml/item3.xml><?xml version="1.0" encoding="utf-8"?>
-<p:properties xmlns:p="http://schemas.microsoft.com/office/2006/metadata/properties" xmlns:xsi="http://www.w3.org/2001/XMLSchema-instance" xmlns:pc="http://schemas.microsoft.com/office/infopath/2007/PartnerControls">
-  <documentManagement>
-    <TaxCatchAll xmlns="2c608a3e-d165-46a6-a9e8-7587a575085f" xsi:nil="true"/>
-    <lcf76f155ced4ddcb4097134ff3c332f xmlns="c5c0e9e9-ea95-46d4-bbba-0bdce2882950">
-      <Terms xmlns="http://schemas.microsoft.com/office/infopath/2007/PartnerControls"/>
-    </lcf76f155ced4ddcb4097134ff3c332f>
-  </documentManagement>
-</p:properties>
+<file path=customXml/itemProps2.xml><?xml version="1.0" encoding="utf-8"?>
+<ds:datastoreItem xmlns:ds="http://schemas.openxmlformats.org/officeDocument/2006/customXml" ds:itemID="{37631987-07AA-41CE-8AD1-D263FCCF939F}">
+  <ds:schemaRefs>
+    <ds:schemaRef ds:uri="http://schemas.microsoft.com/office/2006/metadata/properties"/>
+    <ds:schemaRef ds:uri="http://schemas.microsoft.com/office/infopath/2007/PartnerControls"/>
+    <ds:schemaRef ds:uri="2c608a3e-d165-46a6-a9e8-7587a575085f"/>
+    <ds:schemaRef ds:uri="c5c0e9e9-ea95-46d4-bbba-0bdce2882950"/>
+  </ds:schemaRefs>
+</ds:datastoreItem>
 </file>
 
-<file path=customXml/item4.xml><?xml version="1.0" encoding="utf-8"?>
-<?mso-contentType ?>
-<FormTemplates xmlns="http://schemas.microsoft.com/sharepoint/v3/contenttype/forms">
-  <Display>DocumentLibraryForm</Display>
-  <Edit>DocumentLibraryForm</Edit>
-  <New>DocumentLibraryForm</New>
-</FormTemplates>
+<file path=customXml/itemProps3.xml><?xml version="1.0" encoding="utf-8"?>
+<ds:datastoreItem xmlns:ds="http://schemas.openxmlformats.org/officeDocument/2006/customXml" ds:itemID="{6EE47174-595A-4B98-A380-5C82E33CEE64}">
+  <ds:schemaRefs>
+    <ds:schemaRef ds:uri="http://schemas.openxmlformats.org/officeDocument/2006/bibliography"/>
+  </ds:schemaRefs>
+</ds:datastoreItem>
 </file>
 
-<file path=customXml/itemProps1.xml><?xml version="1.0" encoding="utf-8"?>
+<file path=customXml/itemProps4.xml><?xml version="1.0" encoding="utf-8"?>
 <ds:datastoreItem xmlns:ds="http://schemas.openxmlformats.org/officeDocument/2006/customXml" ds:itemID="{2166FFC5-87FD-4D93-9764-FB901D0BCFC5}">
   <ds:schemaRefs>
     <ds:schemaRef ds:uri="http://schemas.microsoft.com/office/2006/metadata/contentType"/>
@@ -14077,31 +13773,4 @@
     <ds:schemaRef ds:uri="http://schemas.microsoft.com/internal/obd"/>
   </ds:schemaRefs>
 </ds:datastoreItem>
-</file>
-
-<file path=customXml/itemProps2.xml><?xml version="1.0" encoding="utf-8"?>
-<ds:datastoreItem xmlns:ds="http://schemas.openxmlformats.org/officeDocument/2006/customXml" ds:itemID="{6EE47174-595A-4B98-A380-5C82E33CEE64}">
-  <ds:schemaRefs>
-    <ds:schemaRef ds:uri="http://schemas.openxmlformats.org/officeDocument/2006/bibliography"/>
-  </ds:schemaRefs>
-</ds:datastoreItem>
-</file>
-
-<file path=customXml/itemProps3.xml><?xml version="1.0" encoding="utf-8"?>
-<ds:datastoreItem xmlns:ds="http://schemas.openxmlformats.org/officeDocument/2006/customXml" ds:itemID="{37631987-07AA-41CE-8AD1-D263FCCF939F}">
-  <ds:schemaRefs>
-    <ds:schemaRef ds:uri="http://schemas.microsoft.com/office/2006/metadata/properties"/>
-    <ds:schemaRef ds:uri="http://schemas.microsoft.com/office/infopath/2007/PartnerControls"/>
-    <ds:schemaRef ds:uri="2c608a3e-d165-46a6-a9e8-7587a575085f"/>
-    <ds:schemaRef ds:uri="c5c0e9e9-ea95-46d4-bbba-0bdce2882950"/>
-  </ds:schemaRefs>
-</ds:datastoreItem>
-</file>
-
-<file path=customXml/itemProps4.xml><?xml version="1.0" encoding="utf-8"?>
-<ds:datastoreItem xmlns:ds="http://schemas.openxmlformats.org/officeDocument/2006/customXml" ds:itemID="{EE328504-4D79-4080-90C9-6178A34A0493}">
-  <ds:schemaRefs>
-    <ds:schemaRef ds:uri="http://schemas.microsoft.com/sharepoint/v3/contenttype/forms"/>
-  </ds:schemaRefs>
-</ds:datastoreItem>
 </file>